--- a/00-首页/题组Word/第一轮·竞赛教材版/第一轮原理·2-溶液与相平衡（教师版）.docx
+++ b/00-首页/题组Word/第一轮·竞赛教材版/第一轮原理·2-溶液与相平衡（教师版）.docx
@@ -307,60 +307,6 @@
         </w:rPr>
         <w:t>届决赛</w:t>
       </w:r>
-      <w:r>
-        <w:rPr>
-          <w:rFonts w:ascii="Times New Roman" w:hAnsi="Times New Roman" w:eastAsia="Times New Roman" w:cs="Times New Roman"/>
-        </w:rPr>
-        <w:t xml:space="preserve"> </w:t>
-      </w:r>
-      <w:r>
-        <w:rPr>
-          <w:rFonts w:hint="eastAsia" w:ascii="Times New Roman" w:hAnsi="Times New Roman" w:eastAsia="FangSong" w:cs="Times New Roman"/>
-        </w:rPr>
-        <w:t>曾用于</w:t>
-      </w:r>
-      <w:r>
-        <w:rPr>
-          <w:rFonts w:hint="eastAsia" w:ascii="Times New Roman" w:hAnsi="Times New Roman" w:eastAsia="Times New Roman" w:cs="Times New Roman"/>
-        </w:rPr>
-        <w:t>：</w:t>
-      </w:r>
-      <w:r>
-        <w:rPr>
-          <w:rFonts w:hint="eastAsia" w:ascii="Times New Roman" w:hAnsi="Times New Roman" w:eastAsia="FangSong" w:cs="Times New Roman"/>
-        </w:rPr>
-        <w:t>第一轮原理</w:t>
-      </w:r>
-      <w:r>
-        <w:rPr>
-          <w:rFonts w:hint="eastAsia" w:ascii="Times New Roman" w:hAnsi="Times New Roman" w:eastAsia="Times New Roman" w:cs="Times New Roman"/>
-        </w:rPr>
-        <w:t>·2-</w:t>
-      </w:r>
-      <w:r>
-        <w:rPr>
-          <w:rFonts w:hint="eastAsia" w:ascii="Times New Roman" w:hAnsi="Times New Roman" w:eastAsia="FangSong" w:cs="Times New Roman"/>
-        </w:rPr>
-        <w:t>溶液与相平衡</w:t>
-      </w:r>
-      <w:r>
-        <w:rPr>
-          <w:rFonts w:hint="eastAsia" w:ascii="Times New Roman" w:hAnsi="Times New Roman" w:eastAsia="Times New Roman" w:cs="Times New Roman"/>
-        </w:rPr>
-        <w:t>（</w:t>
-      </w:r>
-      <w:r>
-        <w:rPr>
-          <w:rFonts w:hint="eastAsia" w:ascii="Times New Roman" w:hAnsi="Times New Roman" w:eastAsia="FangSong" w:cs="Times New Roman"/>
-        </w:rPr>
-        <w:t>教师版</w:t>
-      </w:r>
-      <w:r>
-        <w:rPr>
-          <w:rFonts w:hint="eastAsia" w:ascii="Times New Roman" w:hAnsi="Times New Roman" w:eastAsia="Times New Roman" w:cs="Times New Roman"/>
-        </w:rPr>
-        <w:t>）</w:t>
-      </w:r>
     </w:p>
     <w:p>
       <w:pPr>
@@ -3876,60 +3822,6 @@
         </w:rPr>
         <w:t>2021</w:t>
       </w:r>
-      <w:r>
-        <w:rPr>
-          <w:rFonts w:ascii="Times New Roman" w:hAnsi="Times New Roman" w:eastAsia="Times New Roman" w:cs="Times New Roman"/>
-        </w:rPr>
-        <w:t xml:space="preserve"> </w:t>
-      </w:r>
-      <w:r>
-        <w:rPr>
-          <w:rFonts w:hint="eastAsia" w:ascii="Times New Roman" w:hAnsi="Times New Roman" w:eastAsia="FangSong" w:cs="Times New Roman"/>
-        </w:rPr>
-        <w:t>曾用于</w:t>
-      </w:r>
-      <w:r>
-        <w:rPr>
-          <w:rFonts w:hint="eastAsia" w:ascii="Times New Roman" w:hAnsi="Times New Roman" w:eastAsia="Times New Roman" w:cs="Times New Roman"/>
-        </w:rPr>
-        <w:t>：</w:t>
-      </w:r>
-      <w:r>
-        <w:rPr>
-          <w:rFonts w:hint="eastAsia" w:ascii="Times New Roman" w:hAnsi="Times New Roman" w:eastAsia="FangSong" w:cs="Times New Roman"/>
-        </w:rPr>
-        <w:t>第一轮原理</w:t>
-      </w:r>
-      <w:r>
-        <w:rPr>
-          <w:rFonts w:hint="eastAsia" w:ascii="Times New Roman" w:hAnsi="Times New Roman" w:eastAsia="Times New Roman" w:cs="Times New Roman"/>
-        </w:rPr>
-        <w:t>·2-</w:t>
-      </w:r>
-      <w:r>
-        <w:rPr>
-          <w:rFonts w:hint="eastAsia" w:ascii="Times New Roman" w:hAnsi="Times New Roman" w:eastAsia="FangSong" w:cs="Times New Roman"/>
-        </w:rPr>
-        <w:t>溶液与相平衡</w:t>
-      </w:r>
-      <w:r>
-        <w:rPr>
-          <w:rFonts w:hint="eastAsia" w:ascii="Times New Roman" w:hAnsi="Times New Roman" w:eastAsia="Times New Roman" w:cs="Times New Roman"/>
-        </w:rPr>
-        <w:t>（</w:t>
-      </w:r>
-      <w:r>
-        <w:rPr>
-          <w:rFonts w:hint="eastAsia" w:ascii="Times New Roman" w:hAnsi="Times New Roman" w:eastAsia="FangSong" w:cs="Times New Roman"/>
-        </w:rPr>
-        <w:t>教师版</w:t>
-      </w:r>
-      <w:r>
-        <w:rPr>
-          <w:rFonts w:hint="eastAsia" w:ascii="Times New Roman" w:hAnsi="Times New Roman" w:eastAsia="Times New Roman" w:cs="Times New Roman"/>
-        </w:rPr>
-        <w:t>）</w:t>
-      </w:r>
     </w:p>
     <w:p>
       <w:pPr>
@@ -4437,60 +4329,6 @@
           <w:rFonts w:hint="eastAsia" w:ascii="Times New Roman" w:hAnsi="Times New Roman" w:eastAsia="FangSong" w:cs="Times New Roman"/>
         </w:rPr>
         <w:t>讲评层</w:t>
-      </w:r>
-      <w:r>
-        <w:rPr>
-          <w:rFonts w:ascii="Times New Roman" w:hAnsi="Times New Roman" w:eastAsia="Times New Roman" w:cs="Times New Roman"/>
-        </w:rPr>
-        <w:t xml:space="preserve"> </w:t>
-      </w:r>
-      <w:r>
-        <w:rPr>
-          <w:rFonts w:hint="eastAsia" w:ascii="Times New Roman" w:hAnsi="Times New Roman" w:eastAsia="FangSong" w:cs="Times New Roman"/>
-        </w:rPr>
-        <w:t>曾用于</w:t>
-      </w:r>
-      <w:r>
-        <w:rPr>
-          <w:rFonts w:hint="eastAsia" w:ascii="Times New Roman" w:hAnsi="Times New Roman" w:eastAsia="Times New Roman" w:cs="Times New Roman"/>
-        </w:rPr>
-        <w:t>：</w:t>
-      </w:r>
-      <w:r>
-        <w:rPr>
-          <w:rFonts w:hint="eastAsia" w:ascii="Times New Roman" w:hAnsi="Times New Roman" w:eastAsia="FangSong" w:cs="Times New Roman"/>
-        </w:rPr>
-        <w:t>第一轮原理</w:t>
-      </w:r>
-      <w:r>
-        <w:rPr>
-          <w:rFonts w:hint="eastAsia" w:ascii="Times New Roman" w:hAnsi="Times New Roman" w:eastAsia="Times New Roman" w:cs="Times New Roman"/>
-        </w:rPr>
-        <w:t>·2-</w:t>
-      </w:r>
-      <w:r>
-        <w:rPr>
-          <w:rFonts w:hint="eastAsia" w:ascii="Times New Roman" w:hAnsi="Times New Roman" w:eastAsia="FangSong" w:cs="Times New Roman"/>
-        </w:rPr>
-        <w:t>溶液与相平衡</w:t>
-      </w:r>
-      <w:r>
-        <w:rPr>
-          <w:rFonts w:hint="eastAsia" w:ascii="Times New Roman" w:hAnsi="Times New Roman" w:eastAsia="Times New Roman" w:cs="Times New Roman"/>
-        </w:rPr>
-        <w:t>（</w:t>
-      </w:r>
-      <w:r>
-        <w:rPr>
-          <w:rFonts w:hint="eastAsia" w:ascii="Times New Roman" w:hAnsi="Times New Roman" w:eastAsia="FangSong" w:cs="Times New Roman"/>
-        </w:rPr>
-        <w:t>教师版</w:t>
-      </w:r>
-      <w:r>
-        <w:rPr>
-          <w:rFonts w:hint="eastAsia" w:ascii="Times New Roman" w:hAnsi="Times New Roman" w:eastAsia="Times New Roman" w:cs="Times New Roman"/>
-        </w:rPr>
-        <w:t>）</w:t>
       </w:r>
     </w:p>
     <w:p>
@@ -8992,78 +8830,6 @@
         </w:rPr>
         <w:t>第二分册</w:t>
       </w:r>
-      <w:r>
-        <w:rPr>
-          <w:rFonts w:ascii="Times New Roman" w:hAnsi="Times New Roman" w:eastAsia="Times New Roman" w:cs="Times New Roman"/>
-        </w:rPr>
-        <w:t xml:space="preserve"> </w:t>
-      </w:r>
-      <w:r>
-        <w:rPr>
-          <w:rFonts w:hint="eastAsia" w:ascii="Times New Roman" w:hAnsi="Times New Roman" w:eastAsia="FangSong" w:cs="Times New Roman"/>
-        </w:rPr>
-        <w:t>曾用于</w:t>
-      </w:r>
-      <w:r>
-        <w:rPr>
-          <w:rFonts w:hint="eastAsia" w:ascii="Times New Roman" w:hAnsi="Times New Roman" w:eastAsia="Times New Roman" w:cs="Times New Roman"/>
-        </w:rPr>
-        <w:t>：</w:t>
-      </w:r>
-      <w:r>
-        <w:rPr>
-          <w:rFonts w:hint="eastAsia" w:ascii="Times New Roman" w:hAnsi="Times New Roman" w:eastAsia="FangSong" w:cs="Times New Roman"/>
-        </w:rPr>
-        <w:t>二分册专项卷</w:t>
-      </w:r>
-      <w:r>
-        <w:rPr>
-          <w:rFonts w:hint="eastAsia" w:ascii="Times New Roman" w:hAnsi="Times New Roman" w:eastAsia="Times New Roman" w:cs="Times New Roman"/>
-        </w:rPr>
-        <w:t>V,</w:t>
-      </w:r>
-      <w:r>
-        <w:rPr>
-          <w:rFonts w:ascii="Times New Roman" w:hAnsi="Times New Roman" w:eastAsia="Times New Roman" w:cs="Times New Roman"/>
-        </w:rPr>
-        <w:t xml:space="preserve"> </w:t>
-      </w:r>
-      <w:r>
-        <w:rPr>
-          <w:rFonts w:hint="eastAsia" w:ascii="Times New Roman" w:hAnsi="Times New Roman" w:eastAsia="FangSong" w:cs="Times New Roman"/>
-        </w:rPr>
-        <w:t>第一轮原理</w:t>
-      </w:r>
-      <w:r>
-        <w:rPr>
-          <w:rFonts w:hint="eastAsia" w:ascii="Times New Roman" w:hAnsi="Times New Roman" w:eastAsia="Times New Roman" w:cs="Times New Roman"/>
-        </w:rPr>
-        <w:t>·2-</w:t>
-      </w:r>
-      <w:r>
-        <w:rPr>
-          <w:rFonts w:hint="eastAsia" w:ascii="Times New Roman" w:hAnsi="Times New Roman" w:eastAsia="FangSong" w:cs="Times New Roman"/>
-        </w:rPr>
-        <w:t>溶液与相平衡</w:t>
-      </w:r>
-      <w:r>
-        <w:rPr>
-          <w:rFonts w:hint="eastAsia" w:ascii="Times New Roman" w:hAnsi="Times New Roman" w:eastAsia="Times New Roman" w:cs="Times New Roman"/>
-        </w:rPr>
-        <w:t>（</w:t>
-      </w:r>
-      <w:r>
-        <w:rPr>
-          <w:rFonts w:hint="eastAsia" w:ascii="Times New Roman" w:hAnsi="Times New Roman" w:eastAsia="FangSong" w:cs="Times New Roman"/>
-        </w:rPr>
-        <w:t>教师版</w:t>
-      </w:r>
-      <w:r>
-        <w:rPr>
-          <w:rFonts w:hint="eastAsia" w:ascii="Times New Roman" w:hAnsi="Times New Roman" w:eastAsia="Times New Roman" w:cs="Times New Roman"/>
-        </w:rPr>
-        <w:t>）</w:t>
-      </w:r>
     </w:p>
     <w:p>
       <w:pPr>
@@ -11380,36 +11146,6 @@
           <w:rFonts w:hint="eastAsia" w:ascii="Times New Roman" w:hAnsi="Times New Roman" w:eastAsia="FangSong" w:cs="Times New Roman"/>
         </w:rPr>
         <w:t>第二分册</w:t>
-      </w:r>
-      <w:r>
-        <w:rPr>
-          <w:rFonts w:ascii="Times New Roman" w:hAnsi="Times New Roman" w:eastAsia="Times New Roman" w:cs="Times New Roman"/>
-        </w:rPr>
-        <w:t xml:space="preserve"> </w:t>
-      </w:r>
-      <w:r>
-        <w:rPr>
-          <w:rFonts w:hint="eastAsia" w:ascii="Times New Roman" w:hAnsi="Times New Roman" w:eastAsia="FangSong" w:cs="Times New Roman"/>
-        </w:rPr>
-        <w:t>曾用于</w:t>
-      </w:r>
-      <w:r>
-        <w:rPr>
-          <w:rFonts w:hint="eastAsia" w:ascii="Times New Roman" w:hAnsi="Times New Roman" w:eastAsia="Times New Roman" w:cs="Times New Roman"/>
-        </w:rPr>
-        <w:t>：</w:t>
-      </w:r>
-      <w:r>
-        <w:rPr>
-          <w:rFonts w:hint="eastAsia" w:ascii="Times New Roman" w:hAnsi="Times New Roman" w:eastAsia="FangSong" w:cs="Times New Roman"/>
-        </w:rPr>
-        <w:t>二分册专项卷</w:t>
-      </w:r>
-      <w:r>
-        <w:rPr>
-          <w:rFonts w:hint="eastAsia" w:ascii="Times New Roman" w:hAnsi="Times New Roman" w:eastAsia="Times New Roman" w:cs="Times New Roman"/>
-        </w:rPr>
-        <w:t>X</w:t>
       </w:r>
     </w:p>
     <w:p>
@@ -12791,60 +12527,6 @@
         </w:rPr>
         <w:t>第二分册</w:t>
       </w:r>
-      <w:r>
-        <w:rPr>
-          <w:rFonts w:ascii="Times New Roman" w:hAnsi="Times New Roman" w:eastAsia="Times New Roman" w:cs="Times New Roman"/>
-        </w:rPr>
-        <w:t xml:space="preserve"> </w:t>
-      </w:r>
-      <w:r>
-        <w:rPr>
-          <w:rFonts w:hint="eastAsia" w:ascii="Times New Roman" w:hAnsi="Times New Roman" w:eastAsia="FangSong" w:cs="Times New Roman"/>
-        </w:rPr>
-        <w:t>曾用于</w:t>
-      </w:r>
-      <w:r>
-        <w:rPr>
-          <w:rFonts w:hint="eastAsia" w:ascii="Times New Roman" w:hAnsi="Times New Roman" w:eastAsia="Times New Roman" w:cs="Times New Roman"/>
-        </w:rPr>
-        <w:t>：</w:t>
-      </w:r>
-      <w:r>
-        <w:rPr>
-          <w:rFonts w:hint="eastAsia" w:ascii="Times New Roman" w:hAnsi="Times New Roman" w:eastAsia="FangSong" w:cs="Times New Roman"/>
-        </w:rPr>
-        <w:t>第一轮原理</w:t>
-      </w:r>
-      <w:r>
-        <w:rPr>
-          <w:rFonts w:hint="eastAsia" w:ascii="Times New Roman" w:hAnsi="Times New Roman" w:eastAsia="Times New Roman" w:cs="Times New Roman"/>
-        </w:rPr>
-        <w:t>·2-</w:t>
-      </w:r>
-      <w:r>
-        <w:rPr>
-          <w:rFonts w:hint="eastAsia" w:ascii="Times New Roman" w:hAnsi="Times New Roman" w:eastAsia="FangSong" w:cs="Times New Roman"/>
-        </w:rPr>
-        <w:t>溶液与相平衡</w:t>
-      </w:r>
-      <w:r>
-        <w:rPr>
-          <w:rFonts w:hint="eastAsia" w:ascii="Times New Roman" w:hAnsi="Times New Roman" w:eastAsia="Times New Roman" w:cs="Times New Roman"/>
-        </w:rPr>
-        <w:t>（</w:t>
-      </w:r>
-      <w:r>
-        <w:rPr>
-          <w:rFonts w:hint="eastAsia" w:ascii="Times New Roman" w:hAnsi="Times New Roman" w:eastAsia="FangSong" w:cs="Times New Roman"/>
-        </w:rPr>
-        <w:t>教师版</w:t>
-      </w:r>
-      <w:r>
-        <w:rPr>
-          <w:rFonts w:hint="eastAsia" w:ascii="Times New Roman" w:hAnsi="Times New Roman" w:eastAsia="Times New Roman" w:cs="Times New Roman"/>
-        </w:rPr>
-        <w:t>）</w:t>
-      </w:r>
     </w:p>
     <w:p>
       <w:pPr>
@@ -14096,78 +13778,6 @@
           <w:rFonts w:hint="eastAsia" w:ascii="Times New Roman" w:hAnsi="Times New Roman" w:eastAsia="FangSong" w:cs="Times New Roman"/>
         </w:rPr>
         <w:t>第二分册</w:t>
-      </w:r>
-      <w:r>
-        <w:rPr>
-          <w:rFonts w:ascii="Times New Roman" w:hAnsi="Times New Roman" w:eastAsia="Times New Roman" w:cs="Times New Roman"/>
-        </w:rPr>
-        <w:t xml:space="preserve"> </w:t>
-      </w:r>
-      <w:r>
-        <w:rPr>
-          <w:rFonts w:hint="eastAsia" w:ascii="Times New Roman" w:hAnsi="Times New Roman" w:eastAsia="FangSong" w:cs="Times New Roman"/>
-        </w:rPr>
-        <w:t>曾用于</w:t>
-      </w:r>
-      <w:r>
-        <w:rPr>
-          <w:rFonts w:hint="eastAsia" w:ascii="Times New Roman" w:hAnsi="Times New Roman" w:eastAsia="Times New Roman" w:cs="Times New Roman"/>
-        </w:rPr>
-        <w:t>：</w:t>
-      </w:r>
-      <w:r>
-        <w:rPr>
-          <w:rFonts w:hint="eastAsia" w:ascii="Times New Roman" w:hAnsi="Times New Roman" w:eastAsia="FangSong" w:cs="Times New Roman"/>
-        </w:rPr>
-        <w:t>二分册专项卷</w:t>
-      </w:r>
-      <w:r>
-        <w:rPr>
-          <w:rFonts w:hint="eastAsia" w:ascii="Times New Roman" w:hAnsi="Times New Roman" w:eastAsia="Times New Roman" w:cs="Times New Roman"/>
-        </w:rPr>
-        <w:t>VIII,</w:t>
-      </w:r>
-      <w:r>
-        <w:rPr>
-          <w:rFonts w:ascii="Times New Roman" w:hAnsi="Times New Roman" w:eastAsia="Times New Roman" w:cs="Times New Roman"/>
-        </w:rPr>
-        <w:t xml:space="preserve"> </w:t>
-      </w:r>
-      <w:r>
-        <w:rPr>
-          <w:rFonts w:hint="eastAsia" w:ascii="Times New Roman" w:hAnsi="Times New Roman" w:eastAsia="FangSong" w:cs="Times New Roman"/>
-        </w:rPr>
-        <w:t>第一轮原理</w:t>
-      </w:r>
-      <w:r>
-        <w:rPr>
-          <w:rFonts w:hint="eastAsia" w:ascii="Times New Roman" w:hAnsi="Times New Roman" w:eastAsia="Times New Roman" w:cs="Times New Roman"/>
-        </w:rPr>
-        <w:t>·2-</w:t>
-      </w:r>
-      <w:r>
-        <w:rPr>
-          <w:rFonts w:hint="eastAsia" w:ascii="Times New Roman" w:hAnsi="Times New Roman" w:eastAsia="FangSong" w:cs="Times New Roman"/>
-        </w:rPr>
-        <w:t>溶液与相平衡</w:t>
-      </w:r>
-      <w:r>
-        <w:rPr>
-          <w:rFonts w:hint="eastAsia" w:ascii="Times New Roman" w:hAnsi="Times New Roman" w:eastAsia="Times New Roman" w:cs="Times New Roman"/>
-        </w:rPr>
-        <w:t>（</w:t>
-      </w:r>
-      <w:r>
-        <w:rPr>
-          <w:rFonts w:hint="eastAsia" w:ascii="Times New Roman" w:hAnsi="Times New Roman" w:eastAsia="FangSong" w:cs="Times New Roman"/>
-        </w:rPr>
-        <w:t>教师版</w:t>
-      </w:r>
-      <w:r>
-        <w:rPr>
-          <w:rFonts w:hint="eastAsia" w:ascii="Times New Roman" w:hAnsi="Times New Roman" w:eastAsia="Times New Roman" w:cs="Times New Roman"/>
-        </w:rPr>
-        <w:t>）</w:t>
       </w:r>
     </w:p>
     <w:p>
@@ -15189,60 +14799,6 @@
           <w:rFonts w:hint="eastAsia" w:ascii="Times New Roman" w:hAnsi="Times New Roman" w:eastAsia="FangSong" w:cs="Times New Roman"/>
         </w:rPr>
         <w:t>第二分册</w:t>
-      </w:r>
-      <w:r>
-        <w:rPr>
-          <w:rFonts w:ascii="Times New Roman" w:hAnsi="Times New Roman" w:eastAsia="Times New Roman" w:cs="Times New Roman"/>
-        </w:rPr>
-        <w:t xml:space="preserve"> </w:t>
-      </w:r>
-      <w:r>
-        <w:rPr>
-          <w:rFonts w:hint="eastAsia" w:ascii="Times New Roman" w:hAnsi="Times New Roman" w:eastAsia="FangSong" w:cs="Times New Roman"/>
-        </w:rPr>
-        <w:t>曾用于</w:t>
-      </w:r>
-      <w:r>
-        <w:rPr>
-          <w:rFonts w:hint="eastAsia" w:ascii="Times New Roman" w:hAnsi="Times New Roman" w:eastAsia="Times New Roman" w:cs="Times New Roman"/>
-        </w:rPr>
-        <w:t>：</w:t>
-      </w:r>
-      <w:r>
-        <w:rPr>
-          <w:rFonts w:hint="eastAsia" w:ascii="Times New Roman" w:hAnsi="Times New Roman" w:eastAsia="FangSong" w:cs="Times New Roman"/>
-        </w:rPr>
-        <w:t>第一轮原理</w:t>
-      </w:r>
-      <w:r>
-        <w:rPr>
-          <w:rFonts w:hint="eastAsia" w:ascii="Times New Roman" w:hAnsi="Times New Roman" w:eastAsia="Times New Roman" w:cs="Times New Roman"/>
-        </w:rPr>
-        <w:t>·2-</w:t>
-      </w:r>
-      <w:r>
-        <w:rPr>
-          <w:rFonts w:hint="eastAsia" w:ascii="Times New Roman" w:hAnsi="Times New Roman" w:eastAsia="FangSong" w:cs="Times New Roman"/>
-        </w:rPr>
-        <w:t>溶液与相平衡</w:t>
-      </w:r>
-      <w:r>
-        <w:rPr>
-          <w:rFonts w:hint="eastAsia" w:ascii="Times New Roman" w:hAnsi="Times New Roman" w:eastAsia="Times New Roman" w:cs="Times New Roman"/>
-        </w:rPr>
-        <w:t>（</w:t>
-      </w:r>
-      <w:r>
-        <w:rPr>
-          <w:rFonts w:hint="eastAsia" w:ascii="Times New Roman" w:hAnsi="Times New Roman" w:eastAsia="FangSong" w:cs="Times New Roman"/>
-        </w:rPr>
-        <w:t>教师版</w:t>
-      </w:r>
-      <w:r>
-        <w:rPr>
-          <w:rFonts w:hint="eastAsia" w:ascii="Times New Roman" w:hAnsi="Times New Roman" w:eastAsia="Times New Roman" w:cs="Times New Roman"/>
-        </w:rPr>
-        <w:t>）</w:t>
       </w:r>
     </w:p>
     <w:p>
@@ -16123,78 +15679,6 @@
         </w:rPr>
         <w:t>第二分册</w:t>
       </w:r>
-      <w:r>
-        <w:rPr>
-          <w:rFonts w:ascii="Times New Roman" w:hAnsi="Times New Roman" w:eastAsia="Times New Roman" w:cs="Times New Roman"/>
-        </w:rPr>
-        <w:t xml:space="preserve"> </w:t>
-      </w:r>
-      <w:r>
-        <w:rPr>
-          <w:rFonts w:hint="eastAsia" w:ascii="Times New Roman" w:hAnsi="Times New Roman" w:eastAsia="FangSong" w:cs="Times New Roman"/>
-        </w:rPr>
-        <w:t>曾用于</w:t>
-      </w:r>
-      <w:r>
-        <w:rPr>
-          <w:rFonts w:hint="eastAsia" w:ascii="Times New Roman" w:hAnsi="Times New Roman" w:eastAsia="Times New Roman" w:cs="Times New Roman"/>
-        </w:rPr>
-        <w:t>：</w:t>
-      </w:r>
-      <w:r>
-        <w:rPr>
-          <w:rFonts w:hint="eastAsia" w:ascii="Times New Roman" w:hAnsi="Times New Roman" w:eastAsia="FangSong" w:cs="Times New Roman"/>
-        </w:rPr>
-        <w:t>二分册专项卷</w:t>
-      </w:r>
-      <w:r>
-        <w:rPr>
-          <w:rFonts w:hint="eastAsia" w:ascii="Times New Roman" w:hAnsi="Times New Roman" w:eastAsia="Times New Roman" w:cs="Times New Roman"/>
-        </w:rPr>
-        <w:t>X,</w:t>
-      </w:r>
-      <w:r>
-        <w:rPr>
-          <w:rFonts w:ascii="Times New Roman" w:hAnsi="Times New Roman" w:eastAsia="Times New Roman" w:cs="Times New Roman"/>
-        </w:rPr>
-        <w:t xml:space="preserve"> </w:t>
-      </w:r>
-      <w:r>
-        <w:rPr>
-          <w:rFonts w:hint="eastAsia" w:ascii="Times New Roman" w:hAnsi="Times New Roman" w:eastAsia="FangSong" w:cs="Times New Roman"/>
-        </w:rPr>
-        <w:t>第一轮原理</w:t>
-      </w:r>
-      <w:r>
-        <w:rPr>
-          <w:rFonts w:hint="eastAsia" w:ascii="Times New Roman" w:hAnsi="Times New Roman" w:eastAsia="Times New Roman" w:cs="Times New Roman"/>
-        </w:rPr>
-        <w:t>·2-</w:t>
-      </w:r>
-      <w:r>
-        <w:rPr>
-          <w:rFonts w:hint="eastAsia" w:ascii="Times New Roman" w:hAnsi="Times New Roman" w:eastAsia="FangSong" w:cs="Times New Roman"/>
-        </w:rPr>
-        <w:t>溶液与相平衡</w:t>
-      </w:r>
-      <w:r>
-        <w:rPr>
-          <w:rFonts w:hint="eastAsia" w:ascii="Times New Roman" w:hAnsi="Times New Roman" w:eastAsia="Times New Roman" w:cs="Times New Roman"/>
-        </w:rPr>
-        <w:t>（</w:t>
-      </w:r>
-      <w:r>
-        <w:rPr>
-          <w:rFonts w:hint="eastAsia" w:ascii="Times New Roman" w:hAnsi="Times New Roman" w:eastAsia="FangSong" w:cs="Times New Roman"/>
-        </w:rPr>
-        <w:t>教师版</w:t>
-      </w:r>
-      <w:r>
-        <w:rPr>
-          <w:rFonts w:hint="eastAsia" w:ascii="Times New Roman" w:hAnsi="Times New Roman" w:eastAsia="Times New Roman" w:cs="Times New Roman"/>
-        </w:rPr>
-        <w:t>）</w:t>
-      </w:r>
     </w:p>
     <w:p>
       <w:pPr>
@@ -16639,78 +16123,6 @@
           <w:rFonts w:hint="eastAsia" w:ascii="Times New Roman" w:hAnsi="Times New Roman" w:eastAsia="FangSong" w:cs="Times New Roman"/>
         </w:rPr>
         <w:t>第二分册</w:t>
-      </w:r>
-      <w:r>
-        <w:rPr>
-          <w:rFonts w:ascii="Times New Roman" w:hAnsi="Times New Roman" w:eastAsia="Times New Roman" w:cs="Times New Roman"/>
-        </w:rPr>
-        <w:t xml:space="preserve"> </w:t>
-      </w:r>
-      <w:r>
-        <w:rPr>
-          <w:rFonts w:hint="eastAsia" w:ascii="Times New Roman" w:hAnsi="Times New Roman" w:eastAsia="FangSong" w:cs="Times New Roman"/>
-        </w:rPr>
-        <w:t>曾用于</w:t>
-      </w:r>
-      <w:r>
-        <w:rPr>
-          <w:rFonts w:hint="eastAsia" w:ascii="Times New Roman" w:hAnsi="Times New Roman" w:eastAsia="Times New Roman" w:cs="Times New Roman"/>
-        </w:rPr>
-        <w:t>：</w:t>
-      </w:r>
-      <w:r>
-        <w:rPr>
-          <w:rFonts w:hint="eastAsia" w:ascii="Times New Roman" w:hAnsi="Times New Roman" w:eastAsia="FangSong" w:cs="Times New Roman"/>
-        </w:rPr>
-        <w:t>二分册专项卷</w:t>
-      </w:r>
-      <w:r>
-        <w:rPr>
-          <w:rFonts w:hint="eastAsia" w:ascii="Times New Roman" w:hAnsi="Times New Roman" w:eastAsia="Times New Roman" w:cs="Times New Roman"/>
-        </w:rPr>
-        <w:t>X,</w:t>
-      </w:r>
-      <w:r>
-        <w:rPr>
-          <w:rFonts w:ascii="Times New Roman" w:hAnsi="Times New Roman" w:eastAsia="Times New Roman" w:cs="Times New Roman"/>
-        </w:rPr>
-        <w:t xml:space="preserve"> </w:t>
-      </w:r>
-      <w:r>
-        <w:rPr>
-          <w:rFonts w:hint="eastAsia" w:ascii="Times New Roman" w:hAnsi="Times New Roman" w:eastAsia="FangSong" w:cs="Times New Roman"/>
-        </w:rPr>
-        <w:t>第一轮原理</w:t>
-      </w:r>
-      <w:r>
-        <w:rPr>
-          <w:rFonts w:hint="eastAsia" w:ascii="Times New Roman" w:hAnsi="Times New Roman" w:eastAsia="Times New Roman" w:cs="Times New Roman"/>
-        </w:rPr>
-        <w:t>·2-</w:t>
-      </w:r>
-      <w:r>
-        <w:rPr>
-          <w:rFonts w:hint="eastAsia" w:ascii="Times New Roman" w:hAnsi="Times New Roman" w:eastAsia="FangSong" w:cs="Times New Roman"/>
-        </w:rPr>
-        <w:t>溶液与相平衡</w:t>
-      </w:r>
-      <w:r>
-        <w:rPr>
-          <w:rFonts w:hint="eastAsia" w:ascii="Times New Roman" w:hAnsi="Times New Roman" w:eastAsia="Times New Roman" w:cs="Times New Roman"/>
-        </w:rPr>
-        <w:t>（</w:t>
-      </w:r>
-      <w:r>
-        <w:rPr>
-          <w:rFonts w:hint="eastAsia" w:ascii="Times New Roman" w:hAnsi="Times New Roman" w:eastAsia="FangSong" w:cs="Times New Roman"/>
-        </w:rPr>
-        <w:t>教师版</w:t>
-      </w:r>
-      <w:r>
-        <w:rPr>
-          <w:rFonts w:hint="eastAsia" w:ascii="Times New Roman" w:hAnsi="Times New Roman" w:eastAsia="Times New Roman" w:cs="Times New Roman"/>
-        </w:rPr>
-        <w:t>）</w:t>
       </w:r>
     </w:p>
     <w:p>
@@ -17371,60 +16783,6 @@
           <w:rFonts w:hint="eastAsia" w:ascii="Times New Roman" w:hAnsi="Times New Roman" w:eastAsia="FangSong" w:cs="Times New Roman"/>
         </w:rPr>
         <w:t>教学改编题</w:t>
-      </w:r>
-      <w:r>
-        <w:rPr>
-          <w:rFonts w:ascii="Times New Roman" w:hAnsi="Times New Roman" w:eastAsia="Times New Roman" w:cs="Times New Roman"/>
-        </w:rPr>
-        <w:t xml:space="preserve"> </w:t>
-      </w:r>
-      <w:r>
-        <w:rPr>
-          <w:rFonts w:hint="eastAsia" w:ascii="Times New Roman" w:hAnsi="Times New Roman" w:eastAsia="FangSong" w:cs="Times New Roman"/>
-        </w:rPr>
-        <w:t>曾用于</w:t>
-      </w:r>
-      <w:r>
-        <w:rPr>
-          <w:rFonts w:hint="eastAsia" w:ascii="Times New Roman" w:hAnsi="Times New Roman" w:eastAsia="Times New Roman" w:cs="Times New Roman"/>
-        </w:rPr>
-        <w:t>：</w:t>
-      </w:r>
-      <w:r>
-        <w:rPr>
-          <w:rFonts w:hint="eastAsia" w:ascii="Times New Roman" w:hAnsi="Times New Roman" w:eastAsia="FangSong" w:cs="Times New Roman"/>
-        </w:rPr>
-        <w:t>第一轮原理</w:t>
-      </w:r>
-      <w:r>
-        <w:rPr>
-          <w:rFonts w:hint="eastAsia" w:ascii="Times New Roman" w:hAnsi="Times New Roman" w:eastAsia="Times New Roman" w:cs="Times New Roman"/>
-        </w:rPr>
-        <w:t>·2-</w:t>
-      </w:r>
-      <w:r>
-        <w:rPr>
-          <w:rFonts w:hint="eastAsia" w:ascii="Times New Roman" w:hAnsi="Times New Roman" w:eastAsia="FangSong" w:cs="Times New Roman"/>
-        </w:rPr>
-        <w:t>溶液与相平衡</w:t>
-      </w:r>
-      <w:r>
-        <w:rPr>
-          <w:rFonts w:hint="eastAsia" w:ascii="Times New Roman" w:hAnsi="Times New Roman" w:eastAsia="Times New Roman" w:cs="Times New Roman"/>
-        </w:rPr>
-        <w:t>（</w:t>
-      </w:r>
-      <w:r>
-        <w:rPr>
-          <w:rFonts w:hint="eastAsia" w:ascii="Times New Roman" w:hAnsi="Times New Roman" w:eastAsia="FangSong" w:cs="Times New Roman"/>
-        </w:rPr>
-        <w:t>教师版</w:t>
-      </w:r>
-      <w:r>
-        <w:rPr>
-          <w:rFonts w:hint="eastAsia" w:ascii="Times New Roman" w:hAnsi="Times New Roman" w:eastAsia="Times New Roman" w:cs="Times New Roman"/>
-        </w:rPr>
-        <w:t>）</w:t>
       </w:r>
     </w:p>
     <w:p>
@@ -19883,60 +19241,6 @@
         </w:rPr>
         <w:t>教学改编题</w:t>
       </w:r>
-      <w:r>
-        <w:rPr>
-          <w:rFonts w:ascii="Times New Roman" w:hAnsi="Times New Roman" w:eastAsia="Times New Roman" w:cs="Times New Roman"/>
-        </w:rPr>
-        <w:t xml:space="preserve"> </w:t>
-      </w:r>
-      <w:r>
-        <w:rPr>
-          <w:rFonts w:hint="eastAsia" w:ascii="Times New Roman" w:hAnsi="Times New Roman" w:eastAsia="FangSong" w:cs="Times New Roman"/>
-        </w:rPr>
-        <w:t>曾用于</w:t>
-      </w:r>
-      <w:r>
-        <w:rPr>
-          <w:rFonts w:hint="eastAsia" w:ascii="Times New Roman" w:hAnsi="Times New Roman" w:eastAsia="Times New Roman" w:cs="Times New Roman"/>
-        </w:rPr>
-        <w:t>：</w:t>
-      </w:r>
-      <w:r>
-        <w:rPr>
-          <w:rFonts w:hint="eastAsia" w:ascii="Times New Roman" w:hAnsi="Times New Roman" w:eastAsia="FangSong" w:cs="Times New Roman"/>
-        </w:rPr>
-        <w:t>第一轮原理</w:t>
-      </w:r>
-      <w:r>
-        <w:rPr>
-          <w:rFonts w:hint="eastAsia" w:ascii="Times New Roman" w:hAnsi="Times New Roman" w:eastAsia="Times New Roman" w:cs="Times New Roman"/>
-        </w:rPr>
-        <w:t>·2-</w:t>
-      </w:r>
-      <w:r>
-        <w:rPr>
-          <w:rFonts w:hint="eastAsia" w:ascii="Times New Roman" w:hAnsi="Times New Roman" w:eastAsia="FangSong" w:cs="Times New Roman"/>
-        </w:rPr>
-        <w:t>溶液与相平衡</w:t>
-      </w:r>
-      <w:r>
-        <w:rPr>
-          <w:rFonts w:hint="eastAsia" w:ascii="Times New Roman" w:hAnsi="Times New Roman" w:eastAsia="Times New Roman" w:cs="Times New Roman"/>
-        </w:rPr>
-        <w:t>（</w:t>
-      </w:r>
-      <w:r>
-        <w:rPr>
-          <w:rFonts w:hint="eastAsia" w:ascii="Times New Roman" w:hAnsi="Times New Roman" w:eastAsia="FangSong" w:cs="Times New Roman"/>
-        </w:rPr>
-        <w:t>教师版</w:t>
-      </w:r>
-      <w:r>
-        <w:rPr>
-          <w:rFonts w:hint="eastAsia" w:ascii="Times New Roman" w:hAnsi="Times New Roman" w:eastAsia="Times New Roman" w:cs="Times New Roman"/>
-        </w:rPr>
-        <w:t>）</w:t>
-      </w:r>
     </w:p>
     <w:p>
       <w:pPr>
@@ -22262,60 +21566,6 @@
           <w:rFonts w:hint="eastAsia" w:ascii="Times New Roman" w:hAnsi="Times New Roman" w:eastAsia="FangSong" w:cs="Times New Roman"/>
         </w:rPr>
         <w:t>教学改编题</w:t>
-      </w:r>
-      <w:r>
-        <w:rPr>
-          <w:rFonts w:ascii="Times New Roman" w:hAnsi="Times New Roman" w:eastAsia="Times New Roman" w:cs="Times New Roman"/>
-        </w:rPr>
-        <w:t xml:space="preserve"> </w:t>
-      </w:r>
-      <w:r>
-        <w:rPr>
-          <w:rFonts w:hint="eastAsia" w:ascii="Times New Roman" w:hAnsi="Times New Roman" w:eastAsia="FangSong" w:cs="Times New Roman"/>
-        </w:rPr>
-        <w:t>曾用于</w:t>
-      </w:r>
-      <w:r>
-        <w:rPr>
-          <w:rFonts w:hint="eastAsia" w:ascii="Times New Roman" w:hAnsi="Times New Roman" w:eastAsia="Times New Roman" w:cs="Times New Roman"/>
-        </w:rPr>
-        <w:t>：</w:t>
-      </w:r>
-      <w:r>
-        <w:rPr>
-          <w:rFonts w:hint="eastAsia" w:ascii="Times New Roman" w:hAnsi="Times New Roman" w:eastAsia="FangSong" w:cs="Times New Roman"/>
-        </w:rPr>
-        <w:t>第一轮原理</w:t>
-      </w:r>
-      <w:r>
-        <w:rPr>
-          <w:rFonts w:hint="eastAsia" w:ascii="Times New Roman" w:hAnsi="Times New Roman" w:eastAsia="Times New Roman" w:cs="Times New Roman"/>
-        </w:rPr>
-        <w:t>·2-</w:t>
-      </w:r>
-      <w:r>
-        <w:rPr>
-          <w:rFonts w:hint="eastAsia" w:ascii="Times New Roman" w:hAnsi="Times New Roman" w:eastAsia="FangSong" w:cs="Times New Roman"/>
-        </w:rPr>
-        <w:t>溶液与相平衡</w:t>
-      </w:r>
-      <w:r>
-        <w:rPr>
-          <w:rFonts w:hint="eastAsia" w:ascii="Times New Roman" w:hAnsi="Times New Roman" w:eastAsia="Times New Roman" w:cs="Times New Roman"/>
-        </w:rPr>
-        <w:t>（</w:t>
-      </w:r>
-      <w:r>
-        <w:rPr>
-          <w:rFonts w:hint="eastAsia" w:ascii="Times New Roman" w:hAnsi="Times New Roman" w:eastAsia="FangSong" w:cs="Times New Roman"/>
-        </w:rPr>
-        <w:t>教师版</w:t>
-      </w:r>
-      <w:r>
-        <w:rPr>
-          <w:rFonts w:hint="eastAsia" w:ascii="Times New Roman" w:hAnsi="Times New Roman" w:eastAsia="Times New Roman" w:cs="Times New Roman"/>
-        </w:rPr>
-        <w:t>）</w:t>
       </w:r>
     </w:p>
     <w:p>
@@ -24919,78 +24169,6 @@
           <w:rFonts w:hint="eastAsia" w:ascii="Times New Roman" w:hAnsi="Times New Roman" w:eastAsia="FangSong" w:cs="Times New Roman"/>
         </w:rPr>
         <w:t>届决赛</w:t>
-      </w:r>
-      <w:r>
-        <w:rPr>
-          <w:rFonts w:ascii="Times New Roman" w:hAnsi="Times New Roman" w:eastAsia="Times New Roman" w:cs="Times New Roman"/>
-        </w:rPr>
-        <w:t xml:space="preserve"> </w:t>
-      </w:r>
-      <w:r>
-        <w:rPr>
-          <w:rFonts w:hint="eastAsia" w:ascii="Times New Roman" w:hAnsi="Times New Roman" w:eastAsia="FangSong" w:cs="Times New Roman"/>
-        </w:rPr>
-        <w:t>曾用于</w:t>
-      </w:r>
-      <w:r>
-        <w:rPr>
-          <w:rFonts w:hint="eastAsia" w:ascii="Times New Roman" w:hAnsi="Times New Roman" w:eastAsia="Times New Roman" w:cs="Times New Roman"/>
-        </w:rPr>
-        <w:t>：</w:t>
-      </w:r>
-      <w:r>
-        <w:rPr>
-          <w:rFonts w:hint="eastAsia" w:ascii="Times New Roman" w:hAnsi="Times New Roman" w:eastAsia="FangSong" w:cs="Times New Roman"/>
-        </w:rPr>
-        <w:t>综合模拟卷</w:t>
-      </w:r>
-      <w:r>
-        <w:rPr>
-          <w:rFonts w:hint="eastAsia" w:ascii="Times New Roman" w:hAnsi="Times New Roman" w:eastAsia="Times New Roman" w:cs="Times New Roman"/>
-        </w:rPr>
-        <w:t>I,</w:t>
-      </w:r>
-      <w:r>
-        <w:rPr>
-          <w:rFonts w:ascii="Times New Roman" w:hAnsi="Times New Roman" w:eastAsia="Times New Roman" w:cs="Times New Roman"/>
-        </w:rPr>
-        <w:t xml:space="preserve"> </w:t>
-      </w:r>
-      <w:r>
-        <w:rPr>
-          <w:rFonts w:hint="eastAsia" w:ascii="Times New Roman" w:hAnsi="Times New Roman" w:eastAsia="FangSong" w:cs="Times New Roman"/>
-        </w:rPr>
-        <w:t>第一轮原理</w:t>
-      </w:r>
-      <w:r>
-        <w:rPr>
-          <w:rFonts w:hint="eastAsia" w:ascii="Times New Roman" w:hAnsi="Times New Roman" w:eastAsia="Times New Roman" w:cs="Times New Roman"/>
-        </w:rPr>
-        <w:t>·2-</w:t>
-      </w:r>
-      <w:r>
-        <w:rPr>
-          <w:rFonts w:hint="eastAsia" w:ascii="Times New Roman" w:hAnsi="Times New Roman" w:eastAsia="FangSong" w:cs="Times New Roman"/>
-        </w:rPr>
-        <w:t>溶液与相平衡</w:t>
-      </w:r>
-      <w:r>
-        <w:rPr>
-          <w:rFonts w:hint="eastAsia" w:ascii="Times New Roman" w:hAnsi="Times New Roman" w:eastAsia="Times New Roman" w:cs="Times New Roman"/>
-        </w:rPr>
-        <w:t>（</w:t>
-      </w:r>
-      <w:r>
-        <w:rPr>
-          <w:rFonts w:hint="eastAsia" w:ascii="Times New Roman" w:hAnsi="Times New Roman" w:eastAsia="FangSong" w:cs="Times New Roman"/>
-        </w:rPr>
-        <w:t>教师版</w:t>
-      </w:r>
-      <w:r>
-        <w:rPr>
-          <w:rFonts w:hint="eastAsia" w:ascii="Times New Roman" w:hAnsi="Times New Roman" w:eastAsia="Times New Roman" w:cs="Times New Roman"/>
-        </w:rPr>
-        <w:t>）</w:t>
       </w:r>
     </w:p>
     <w:p>
@@ -31479,60 +30657,6 @@
         </w:rPr>
         <w:t>北斗学友竞赛模拟卷</w:t>
       </w:r>
-      <w:r>
-        <w:rPr>
-          <w:rFonts w:ascii="Times New Roman" w:hAnsi="Times New Roman" w:eastAsia="Times New Roman" w:cs="Times New Roman"/>
-        </w:rPr>
-        <w:t xml:space="preserve"> </w:t>
-      </w:r>
-      <w:r>
-        <w:rPr>
-          <w:rFonts w:hint="eastAsia" w:ascii="Times New Roman" w:hAnsi="Times New Roman" w:eastAsia="FangSong" w:cs="Times New Roman"/>
-        </w:rPr>
-        <w:t>曾用于</w:t>
-      </w:r>
-      <w:r>
-        <w:rPr>
-          <w:rFonts w:hint="eastAsia" w:ascii="Times New Roman" w:hAnsi="Times New Roman" w:eastAsia="Times New Roman" w:cs="Times New Roman"/>
-        </w:rPr>
-        <w:t>：</w:t>
-      </w:r>
-      <w:r>
-        <w:rPr>
-          <w:rFonts w:hint="eastAsia" w:ascii="Times New Roman" w:hAnsi="Times New Roman" w:eastAsia="FangSong" w:cs="Times New Roman"/>
-        </w:rPr>
-        <w:t>第一轮原理</w:t>
-      </w:r>
-      <w:r>
-        <w:rPr>
-          <w:rFonts w:hint="eastAsia" w:ascii="Times New Roman" w:hAnsi="Times New Roman" w:eastAsia="Times New Roman" w:cs="Times New Roman"/>
-        </w:rPr>
-        <w:t>·2-</w:t>
-      </w:r>
-      <w:r>
-        <w:rPr>
-          <w:rFonts w:hint="eastAsia" w:ascii="Times New Roman" w:hAnsi="Times New Roman" w:eastAsia="FangSong" w:cs="Times New Roman"/>
-        </w:rPr>
-        <w:t>溶液与相平衡</w:t>
-      </w:r>
-      <w:r>
-        <w:rPr>
-          <w:rFonts w:hint="eastAsia" w:ascii="Times New Roman" w:hAnsi="Times New Roman" w:eastAsia="Times New Roman" w:cs="Times New Roman"/>
-        </w:rPr>
-        <w:t>（</w:t>
-      </w:r>
-      <w:r>
-        <w:rPr>
-          <w:rFonts w:hint="eastAsia" w:ascii="Times New Roman" w:hAnsi="Times New Roman" w:eastAsia="FangSong" w:cs="Times New Roman"/>
-        </w:rPr>
-        <w:t>教师版</w:t>
-      </w:r>
-      <w:r>
-        <w:rPr>
-          <w:rFonts w:hint="eastAsia" w:ascii="Times New Roman" w:hAnsi="Times New Roman" w:eastAsia="Times New Roman" w:cs="Times New Roman"/>
-        </w:rPr>
-        <w:t>）</w:t>
-      </w:r>
     </w:p>
     <w:p>
       <w:pPr>
@@ -33099,60 +32223,6 @@
           <w:rFonts w:hint="eastAsia" w:ascii="Times New Roman" w:hAnsi="Times New Roman" w:eastAsia="FangSong" w:cs="Times New Roman"/>
         </w:rPr>
         <w:t>北斗学友竞赛模拟卷</w:t>
-      </w:r>
-      <w:r>
-        <w:rPr>
-          <w:rFonts w:ascii="Times New Roman" w:hAnsi="Times New Roman" w:eastAsia="Times New Roman" w:cs="Times New Roman"/>
-        </w:rPr>
-        <w:t xml:space="preserve"> </w:t>
-      </w:r>
-      <w:r>
-        <w:rPr>
-          <w:rFonts w:hint="eastAsia" w:ascii="Times New Roman" w:hAnsi="Times New Roman" w:eastAsia="FangSong" w:cs="Times New Roman"/>
-        </w:rPr>
-        <w:t>曾用于</w:t>
-      </w:r>
-      <w:r>
-        <w:rPr>
-          <w:rFonts w:hint="eastAsia" w:ascii="Times New Roman" w:hAnsi="Times New Roman" w:eastAsia="Times New Roman" w:cs="Times New Roman"/>
-        </w:rPr>
-        <w:t>：</w:t>
-      </w:r>
-      <w:r>
-        <w:rPr>
-          <w:rFonts w:hint="eastAsia" w:ascii="Times New Roman" w:hAnsi="Times New Roman" w:eastAsia="FangSong" w:cs="Times New Roman"/>
-        </w:rPr>
-        <w:t>第一轮原理</w:t>
-      </w:r>
-      <w:r>
-        <w:rPr>
-          <w:rFonts w:hint="eastAsia" w:ascii="Times New Roman" w:hAnsi="Times New Roman" w:eastAsia="Times New Roman" w:cs="Times New Roman"/>
-        </w:rPr>
-        <w:t>·2-</w:t>
-      </w:r>
-      <w:r>
-        <w:rPr>
-          <w:rFonts w:hint="eastAsia" w:ascii="Times New Roman" w:hAnsi="Times New Roman" w:eastAsia="FangSong" w:cs="Times New Roman"/>
-        </w:rPr>
-        <w:t>溶液与相平衡</w:t>
-      </w:r>
-      <w:r>
-        <w:rPr>
-          <w:rFonts w:hint="eastAsia" w:ascii="Times New Roman" w:hAnsi="Times New Roman" w:eastAsia="Times New Roman" w:cs="Times New Roman"/>
-        </w:rPr>
-        <w:t>（</w:t>
-      </w:r>
-      <w:r>
-        <w:rPr>
-          <w:rFonts w:hint="eastAsia" w:ascii="Times New Roman" w:hAnsi="Times New Roman" w:eastAsia="FangSong" w:cs="Times New Roman"/>
-        </w:rPr>
-        <w:t>教师版</w:t>
-      </w:r>
-      <w:r>
-        <w:rPr>
-          <w:rFonts w:hint="eastAsia" w:ascii="Times New Roman" w:hAnsi="Times New Roman" w:eastAsia="Times New Roman" w:cs="Times New Roman"/>
-        </w:rPr>
-        <w:t>）</w:t>
       </w:r>
     </w:p>
     <w:p>
@@ -38083,78 +37153,6 @@
         </w:rPr>
         <w:t>第二分册</w:t>
       </w:r>
-      <w:r>
-        <w:rPr>
-          <w:rFonts w:ascii="Times New Roman" w:hAnsi="Times New Roman" w:eastAsia="Times New Roman" w:cs="Times New Roman"/>
-        </w:rPr>
-        <w:t xml:space="preserve"> </w:t>
-      </w:r>
-      <w:r>
-        <w:rPr>
-          <w:rFonts w:hint="eastAsia" w:ascii="Times New Roman" w:hAnsi="Times New Roman" w:eastAsia="FangSong" w:cs="Times New Roman"/>
-        </w:rPr>
-        <w:t>曾用于</w:t>
-      </w:r>
-      <w:r>
-        <w:rPr>
-          <w:rFonts w:hint="eastAsia" w:ascii="Times New Roman" w:hAnsi="Times New Roman" w:eastAsia="Times New Roman" w:cs="Times New Roman"/>
-        </w:rPr>
-        <w:t>：</w:t>
-      </w:r>
-      <w:r>
-        <w:rPr>
-          <w:rFonts w:hint="eastAsia" w:ascii="Times New Roman" w:hAnsi="Times New Roman" w:eastAsia="FangSong" w:cs="Times New Roman"/>
-        </w:rPr>
-        <w:t>二分册专项卷</w:t>
-      </w:r>
-      <w:r>
-        <w:rPr>
-          <w:rFonts w:hint="eastAsia" w:ascii="Times New Roman" w:hAnsi="Times New Roman" w:eastAsia="Times New Roman" w:cs="Times New Roman"/>
-        </w:rPr>
-        <w:t>III,</w:t>
-      </w:r>
-      <w:r>
-        <w:rPr>
-          <w:rFonts w:ascii="Times New Roman" w:hAnsi="Times New Roman" w:eastAsia="Times New Roman" w:cs="Times New Roman"/>
-        </w:rPr>
-        <w:t xml:space="preserve"> </w:t>
-      </w:r>
-      <w:r>
-        <w:rPr>
-          <w:rFonts w:hint="eastAsia" w:ascii="Times New Roman" w:hAnsi="Times New Roman" w:eastAsia="FangSong" w:cs="Times New Roman"/>
-        </w:rPr>
-        <w:t>第一轮原理</w:t>
-      </w:r>
-      <w:r>
-        <w:rPr>
-          <w:rFonts w:hint="eastAsia" w:ascii="Times New Roman" w:hAnsi="Times New Roman" w:eastAsia="Times New Roman" w:cs="Times New Roman"/>
-        </w:rPr>
-        <w:t>·2-</w:t>
-      </w:r>
-      <w:r>
-        <w:rPr>
-          <w:rFonts w:hint="eastAsia" w:ascii="Times New Roman" w:hAnsi="Times New Roman" w:eastAsia="FangSong" w:cs="Times New Roman"/>
-        </w:rPr>
-        <w:t>溶液与相平衡</w:t>
-      </w:r>
-      <w:r>
-        <w:rPr>
-          <w:rFonts w:hint="eastAsia" w:ascii="Times New Roman" w:hAnsi="Times New Roman" w:eastAsia="Times New Roman" w:cs="Times New Roman"/>
-        </w:rPr>
-        <w:t>（</w:t>
-      </w:r>
-      <w:r>
-        <w:rPr>
-          <w:rFonts w:hint="eastAsia" w:ascii="Times New Roman" w:hAnsi="Times New Roman" w:eastAsia="FangSong" w:cs="Times New Roman"/>
-        </w:rPr>
-        <w:t>教师版</w:t>
-      </w:r>
-      <w:r>
-        <w:rPr>
-          <w:rFonts w:hint="eastAsia" w:ascii="Times New Roman" w:hAnsi="Times New Roman" w:eastAsia="Times New Roman" w:cs="Times New Roman"/>
-        </w:rPr>
-        <w:t>）</w:t>
-      </w:r>
     </w:p>
     <w:p>
       <w:pPr>
@@ -41269,48 +40267,6 @@
         </w:rPr>
         <w:t>第二分册</w:t>
       </w:r>
-      <w:r>
-        <w:rPr>
-          <w:rFonts w:ascii="Times New Roman" w:hAnsi="Times New Roman" w:eastAsia="Times New Roman" w:cs="Times New Roman"/>
-        </w:rPr>
-        <w:t xml:space="preserve"> </w:t>
-      </w:r>
-      <w:r>
-        <w:rPr>
-          <w:rFonts w:hint="eastAsia" w:ascii="Times New Roman" w:hAnsi="Times New Roman" w:eastAsia="FangSong" w:cs="Times New Roman"/>
-        </w:rPr>
-        <w:t>曾用于</w:t>
-      </w:r>
-      <w:r>
-        <w:rPr>
-          <w:rFonts w:hint="eastAsia" w:ascii="Times New Roman" w:hAnsi="Times New Roman" w:eastAsia="Times New Roman" w:cs="Times New Roman"/>
-        </w:rPr>
-        <w:t>：</w:t>
-      </w:r>
-      <w:r>
-        <w:rPr>
-          <w:rFonts w:hint="eastAsia" w:ascii="Times New Roman" w:hAnsi="Times New Roman" w:eastAsia="FangSong" w:cs="Times New Roman"/>
-        </w:rPr>
-        <w:t>第一轮综合卷</w:t>
-      </w:r>
-      <w:r>
-        <w:rPr>
-          <w:rFonts w:hint="eastAsia" w:ascii="Times New Roman" w:hAnsi="Times New Roman" w:eastAsia="Times New Roman" w:cs="Times New Roman"/>
-        </w:rPr>
-        <w:t>01（</w:t>
-      </w:r>
-      <w:r>
-        <w:rPr>
-          <w:rFonts w:hint="eastAsia" w:ascii="Times New Roman" w:hAnsi="Times New Roman" w:eastAsia="FangSong" w:cs="Times New Roman"/>
-        </w:rPr>
-        <w:t>教师版</w:t>
-      </w:r>
-      <w:r>
-        <w:rPr>
-          <w:rFonts w:hint="eastAsia" w:ascii="Times New Roman" w:hAnsi="Times New Roman" w:eastAsia="Times New Roman" w:cs="Times New Roman"/>
-        </w:rPr>
-        <w:t>）</w:t>
-      </w:r>
     </w:p>
     <w:p>
       <w:pPr>
@@ -43056,66 +42012,6 @@
           <w:rFonts w:hint="eastAsia" w:ascii="Times New Roman" w:hAnsi="Times New Roman" w:eastAsia="FangSong" w:cs="Times New Roman"/>
         </w:rPr>
         <w:t>第二分册</w:t>
-      </w:r>
-      <w:r>
-        <w:rPr>
-          <w:rFonts w:ascii="Times New Roman" w:hAnsi="Times New Roman" w:eastAsia="Times New Roman" w:cs="Times New Roman"/>
-        </w:rPr>
-        <w:t xml:space="preserve"> </w:t>
-      </w:r>
-      <w:r>
-        <w:rPr>
-          <w:rFonts w:hint="eastAsia" w:ascii="Times New Roman" w:hAnsi="Times New Roman" w:eastAsia="FangSong" w:cs="Times New Roman"/>
-        </w:rPr>
-        <w:t>曾用于</w:t>
-      </w:r>
-      <w:r>
-        <w:rPr>
-          <w:rFonts w:hint="eastAsia" w:ascii="Times New Roman" w:hAnsi="Times New Roman" w:eastAsia="Times New Roman" w:cs="Times New Roman"/>
-        </w:rPr>
-        <w:t>：</w:t>
-      </w:r>
-      <w:r>
-        <w:rPr>
-          <w:rFonts w:hint="eastAsia" w:ascii="Times New Roman" w:hAnsi="Times New Roman" w:eastAsia="FangSong" w:cs="Times New Roman"/>
-        </w:rPr>
-        <w:t>二分册专项卷</w:t>
-      </w:r>
-      <w:r>
-        <w:rPr>
-          <w:rFonts w:hint="eastAsia" w:ascii="Times New Roman" w:hAnsi="Times New Roman" w:eastAsia="Times New Roman" w:cs="Times New Roman"/>
-        </w:rPr>
-        <w:t>IV,</w:t>
-      </w:r>
-      <w:r>
-        <w:rPr>
-          <w:rFonts w:ascii="Times New Roman" w:hAnsi="Times New Roman" w:eastAsia="Times New Roman" w:cs="Times New Roman"/>
-        </w:rPr>
-        <w:t xml:space="preserve"> </w:t>
-      </w:r>
-      <w:r>
-        <w:rPr>
-          <w:rFonts w:hint="eastAsia" w:ascii="Times New Roman" w:hAnsi="Times New Roman" w:eastAsia="FangSong" w:cs="Times New Roman"/>
-        </w:rPr>
-        <w:t>第一轮综合卷</w:t>
-      </w:r>
-      <w:r>
-        <w:rPr>
-          <w:rFonts w:hint="eastAsia" w:ascii="Times New Roman" w:hAnsi="Times New Roman" w:eastAsia="Times New Roman" w:cs="Times New Roman"/>
-        </w:rPr>
-        <w:t>02（</w:t>
-      </w:r>
-      <w:r>
-        <w:rPr>
-          <w:rFonts w:hint="eastAsia" w:ascii="Times New Roman" w:hAnsi="Times New Roman" w:eastAsia="FangSong" w:cs="Times New Roman"/>
-        </w:rPr>
-        <w:t>教师版</w:t>
-      </w:r>
-      <w:r>
-        <w:rPr>
-          <w:rFonts w:hint="eastAsia" w:ascii="Times New Roman" w:hAnsi="Times New Roman" w:eastAsia="Times New Roman" w:cs="Times New Roman"/>
-        </w:rPr>
-        <w:t>）</w:t>
       </w:r>
     </w:p>
     <w:p>
@@ -46383,66 +45279,6 @@
           <w:rFonts w:hint="eastAsia" w:ascii="Times New Roman" w:hAnsi="Times New Roman" w:eastAsia="FangSong" w:cs="Times New Roman"/>
         </w:rPr>
         <w:t>第二分册</w:t>
-      </w:r>
-      <w:r>
-        <w:rPr>
-          <w:rFonts w:ascii="Times New Roman" w:hAnsi="Times New Roman" w:eastAsia="Times New Roman" w:cs="Times New Roman"/>
-        </w:rPr>
-        <w:t xml:space="preserve"> </w:t>
-      </w:r>
-      <w:r>
-        <w:rPr>
-          <w:rFonts w:hint="eastAsia" w:ascii="Times New Roman" w:hAnsi="Times New Roman" w:eastAsia="FangSong" w:cs="Times New Roman"/>
-        </w:rPr>
-        <w:t>曾用于</w:t>
-      </w:r>
-      <w:r>
-        <w:rPr>
-          <w:rFonts w:hint="eastAsia" w:ascii="Times New Roman" w:hAnsi="Times New Roman" w:eastAsia="Times New Roman" w:cs="Times New Roman"/>
-        </w:rPr>
-        <w:t>：</w:t>
-      </w:r>
-      <w:r>
-        <w:rPr>
-          <w:rFonts w:hint="eastAsia" w:ascii="Times New Roman" w:hAnsi="Times New Roman" w:eastAsia="FangSong" w:cs="Times New Roman"/>
-        </w:rPr>
-        <w:t>二分册专项卷</w:t>
-      </w:r>
-      <w:r>
-        <w:rPr>
-          <w:rFonts w:hint="eastAsia" w:ascii="Times New Roman" w:hAnsi="Times New Roman" w:eastAsia="Times New Roman" w:cs="Times New Roman"/>
-        </w:rPr>
-        <w:t>XI,</w:t>
-      </w:r>
-      <w:r>
-        <w:rPr>
-          <w:rFonts w:ascii="Times New Roman" w:hAnsi="Times New Roman" w:eastAsia="Times New Roman" w:cs="Times New Roman"/>
-        </w:rPr>
-        <w:t xml:space="preserve"> </w:t>
-      </w:r>
-      <w:r>
-        <w:rPr>
-          <w:rFonts w:hint="eastAsia" w:ascii="Times New Roman" w:hAnsi="Times New Roman" w:eastAsia="FangSong" w:cs="Times New Roman"/>
-        </w:rPr>
-        <w:t>第一轮综合卷</w:t>
-      </w:r>
-      <w:r>
-        <w:rPr>
-          <w:rFonts w:hint="eastAsia" w:ascii="Times New Roman" w:hAnsi="Times New Roman" w:eastAsia="Times New Roman" w:cs="Times New Roman"/>
-        </w:rPr>
-        <w:t>03（</w:t>
-      </w:r>
-      <w:r>
-        <w:rPr>
-          <w:rFonts w:hint="eastAsia" w:ascii="Times New Roman" w:hAnsi="Times New Roman" w:eastAsia="FangSong" w:cs="Times New Roman"/>
-        </w:rPr>
-        <w:t>教师版</w:t>
-      </w:r>
-      <w:r>
-        <w:rPr>
-          <w:rFonts w:hint="eastAsia" w:ascii="Times New Roman" w:hAnsi="Times New Roman" w:eastAsia="Times New Roman" w:cs="Times New Roman"/>
-        </w:rPr>
-        <w:t>）</w:t>
       </w:r>
     </w:p>
     <w:p>
@@ -49909,48 +48745,6 @@
           <w:rFonts w:hint="eastAsia" w:ascii="Times New Roman" w:hAnsi="Times New Roman" w:eastAsia="FangSong" w:cs="Times New Roman"/>
         </w:rPr>
         <w:t>第二分册</w:t>
-      </w:r>
-      <w:r>
-        <w:rPr>
-          <w:rFonts w:ascii="Times New Roman" w:hAnsi="Times New Roman" w:eastAsia="Times New Roman" w:cs="Times New Roman"/>
-        </w:rPr>
-        <w:t xml:space="preserve"> </w:t>
-      </w:r>
-      <w:r>
-        <w:rPr>
-          <w:rFonts w:hint="eastAsia" w:ascii="Times New Roman" w:hAnsi="Times New Roman" w:eastAsia="FangSong" w:cs="Times New Roman"/>
-        </w:rPr>
-        <w:t>曾用于</w:t>
-      </w:r>
-      <w:r>
-        <w:rPr>
-          <w:rFonts w:hint="eastAsia" w:ascii="Times New Roman" w:hAnsi="Times New Roman" w:eastAsia="Times New Roman" w:cs="Times New Roman"/>
-        </w:rPr>
-        <w:t>：</w:t>
-      </w:r>
-      <w:r>
-        <w:rPr>
-          <w:rFonts w:hint="eastAsia" w:ascii="Times New Roman" w:hAnsi="Times New Roman" w:eastAsia="FangSong" w:cs="Times New Roman"/>
-        </w:rPr>
-        <w:t>第一轮综合卷</w:t>
-      </w:r>
-      <w:r>
-        <w:rPr>
-          <w:rFonts w:hint="eastAsia" w:ascii="Times New Roman" w:hAnsi="Times New Roman" w:eastAsia="Times New Roman" w:cs="Times New Roman"/>
-        </w:rPr>
-        <w:t>04（</w:t>
-      </w:r>
-      <w:r>
-        <w:rPr>
-          <w:rFonts w:hint="eastAsia" w:ascii="Times New Roman" w:hAnsi="Times New Roman" w:eastAsia="FangSong" w:cs="Times New Roman"/>
-        </w:rPr>
-        <w:t>教师版</w:t>
-      </w:r>
-      <w:r>
-        <w:rPr>
-          <w:rFonts w:hint="eastAsia" w:ascii="Times New Roman" w:hAnsi="Times New Roman" w:eastAsia="Times New Roman" w:cs="Times New Roman"/>
-        </w:rPr>
-        <w:t>）</w:t>
       </w:r>
     </w:p>
     <w:p>
@@ -53571,66 +52365,6 @@
         </w:rPr>
         <w:t>第二分册</w:t>
       </w:r>
-      <w:r>
-        <w:rPr>
-          <w:rFonts w:ascii="Times New Roman" w:hAnsi="Times New Roman" w:eastAsia="Times New Roman" w:cs="Times New Roman"/>
-        </w:rPr>
-        <w:t xml:space="preserve"> </w:t>
-      </w:r>
-      <w:r>
-        <w:rPr>
-          <w:rFonts w:hint="eastAsia" w:ascii="Times New Roman" w:hAnsi="Times New Roman" w:eastAsia="FangSong" w:cs="Times New Roman"/>
-        </w:rPr>
-        <w:t>曾用于</w:t>
-      </w:r>
-      <w:r>
-        <w:rPr>
-          <w:rFonts w:hint="eastAsia" w:ascii="Times New Roman" w:hAnsi="Times New Roman" w:eastAsia="Times New Roman" w:cs="Times New Roman"/>
-        </w:rPr>
-        <w:t>：</w:t>
-      </w:r>
-      <w:r>
-        <w:rPr>
-          <w:rFonts w:hint="eastAsia" w:ascii="Times New Roman" w:hAnsi="Times New Roman" w:eastAsia="FangSong" w:cs="Times New Roman"/>
-        </w:rPr>
-        <w:t>二分册专项卷</w:t>
-      </w:r>
-      <w:r>
-        <w:rPr>
-          <w:rFonts w:hint="eastAsia" w:ascii="Times New Roman" w:hAnsi="Times New Roman" w:eastAsia="Times New Roman" w:cs="Times New Roman"/>
-        </w:rPr>
-        <w:t>X,</w:t>
-      </w:r>
-      <w:r>
-        <w:rPr>
-          <w:rFonts w:ascii="Times New Roman" w:hAnsi="Times New Roman" w:eastAsia="Times New Roman" w:cs="Times New Roman"/>
-        </w:rPr>
-        <w:t xml:space="preserve"> </w:t>
-      </w:r>
-      <w:r>
-        <w:rPr>
-          <w:rFonts w:hint="eastAsia" w:ascii="Times New Roman" w:hAnsi="Times New Roman" w:eastAsia="FangSong" w:cs="Times New Roman"/>
-        </w:rPr>
-        <w:t>第一轮综合卷</w:t>
-      </w:r>
-      <w:r>
-        <w:rPr>
-          <w:rFonts w:hint="eastAsia" w:ascii="Times New Roman" w:hAnsi="Times New Roman" w:eastAsia="Times New Roman" w:cs="Times New Roman"/>
-        </w:rPr>
-        <w:t>05（</w:t>
-      </w:r>
-      <w:r>
-        <w:rPr>
-          <w:rFonts w:hint="eastAsia" w:ascii="Times New Roman" w:hAnsi="Times New Roman" w:eastAsia="FangSong" w:cs="Times New Roman"/>
-        </w:rPr>
-        <w:t>教师版</w:t>
-      </w:r>
-      <w:r>
-        <w:rPr>
-          <w:rFonts w:hint="eastAsia" w:ascii="Times New Roman" w:hAnsi="Times New Roman" w:eastAsia="Times New Roman" w:cs="Times New Roman"/>
-        </w:rPr>
-        <w:t>）</w:t>
-      </w:r>
     </w:p>
     <w:p>
       <w:pPr>
@@ -55945,66 +54679,6 @@
           <w:rFonts w:hint="eastAsia" w:ascii="Times New Roman" w:hAnsi="Times New Roman" w:eastAsia="FangSong" w:cs="Times New Roman"/>
         </w:rPr>
         <w:t>第二分册</w:t>
-      </w:r>
-      <w:r>
-        <w:rPr>
-          <w:rFonts w:ascii="Times New Roman" w:hAnsi="Times New Roman" w:eastAsia="Times New Roman" w:cs="Times New Roman"/>
-        </w:rPr>
-        <w:t xml:space="preserve"> </w:t>
-      </w:r>
-      <w:r>
-        <w:rPr>
-          <w:rFonts w:hint="eastAsia" w:ascii="Times New Roman" w:hAnsi="Times New Roman" w:eastAsia="FangSong" w:cs="Times New Roman"/>
-        </w:rPr>
-        <w:t>曾用于</w:t>
-      </w:r>
-      <w:r>
-        <w:rPr>
-          <w:rFonts w:hint="eastAsia" w:ascii="Times New Roman" w:hAnsi="Times New Roman" w:eastAsia="Times New Roman" w:cs="Times New Roman"/>
-        </w:rPr>
-        <w:t>：</w:t>
-      </w:r>
-      <w:r>
-        <w:rPr>
-          <w:rFonts w:hint="eastAsia" w:ascii="Times New Roman" w:hAnsi="Times New Roman" w:eastAsia="FangSong" w:cs="Times New Roman"/>
-        </w:rPr>
-        <w:t>二分册专项卷</w:t>
-      </w:r>
-      <w:r>
-        <w:rPr>
-          <w:rFonts w:hint="eastAsia" w:ascii="Times New Roman" w:hAnsi="Times New Roman" w:eastAsia="Times New Roman" w:cs="Times New Roman"/>
-        </w:rPr>
-        <w:t>XI,</w:t>
-      </w:r>
-      <w:r>
-        <w:rPr>
-          <w:rFonts w:ascii="Times New Roman" w:hAnsi="Times New Roman" w:eastAsia="Times New Roman" w:cs="Times New Roman"/>
-        </w:rPr>
-        <w:t xml:space="preserve"> </w:t>
-      </w:r>
-      <w:r>
-        <w:rPr>
-          <w:rFonts w:hint="eastAsia" w:ascii="Times New Roman" w:hAnsi="Times New Roman" w:eastAsia="FangSong" w:cs="Times New Roman"/>
-        </w:rPr>
-        <w:t>第一轮综合卷</w:t>
-      </w:r>
-      <w:r>
-        <w:rPr>
-          <w:rFonts w:hint="eastAsia" w:ascii="Times New Roman" w:hAnsi="Times New Roman" w:eastAsia="Times New Roman" w:cs="Times New Roman"/>
-        </w:rPr>
-        <w:t>06（</w:t>
-      </w:r>
-      <w:r>
-        <w:rPr>
-          <w:rFonts w:hint="eastAsia" w:ascii="Times New Roman" w:hAnsi="Times New Roman" w:eastAsia="FangSong" w:cs="Times New Roman"/>
-        </w:rPr>
-        <w:t>教师版</w:t>
-      </w:r>
-      <w:r>
-        <w:rPr>
-          <w:rFonts w:hint="eastAsia" w:ascii="Times New Roman" w:hAnsi="Times New Roman" w:eastAsia="Times New Roman" w:cs="Times New Roman"/>
-        </w:rPr>
-        <w:t>）</w:t>
       </w:r>
     </w:p>
     <w:p>
@@ -57604,60 +56278,6 @@
         </w:rPr>
         <w:t>第二分册</w:t>
       </w:r>
-      <w:r>
-        <w:rPr>
-          <w:rFonts w:ascii="Times New Roman" w:hAnsi="Times New Roman" w:eastAsia="Times New Roman" w:cs="Times New Roman"/>
-        </w:rPr>
-        <w:t xml:space="preserve"> </w:t>
-      </w:r>
-      <w:r>
-        <w:rPr>
-          <w:rFonts w:hint="eastAsia" w:ascii="Times New Roman" w:hAnsi="Times New Roman" w:eastAsia="FangSong" w:cs="Times New Roman"/>
-        </w:rPr>
-        <w:t>曾用于</w:t>
-      </w:r>
-      <w:r>
-        <w:rPr>
-          <w:rFonts w:hint="eastAsia" w:ascii="Times New Roman" w:hAnsi="Times New Roman" w:eastAsia="Times New Roman" w:cs="Times New Roman"/>
-        </w:rPr>
-        <w:t>：</w:t>
-      </w:r>
-      <w:r>
-        <w:rPr>
-          <w:rFonts w:hint="eastAsia" w:ascii="Times New Roman" w:hAnsi="Times New Roman" w:eastAsia="FangSong" w:cs="Times New Roman"/>
-        </w:rPr>
-        <w:t>第一轮原理</w:t>
-      </w:r>
-      <w:r>
-        <w:rPr>
-          <w:rFonts w:hint="eastAsia" w:ascii="Times New Roman" w:hAnsi="Times New Roman" w:eastAsia="Times New Roman" w:cs="Times New Roman"/>
-        </w:rPr>
-        <w:t>·2-</w:t>
-      </w:r>
-      <w:r>
-        <w:rPr>
-          <w:rFonts w:hint="eastAsia" w:ascii="Times New Roman" w:hAnsi="Times New Roman" w:eastAsia="FangSong" w:cs="Times New Roman"/>
-        </w:rPr>
-        <w:t>溶液与相平衡</w:t>
-      </w:r>
-      <w:r>
-        <w:rPr>
-          <w:rFonts w:hint="eastAsia" w:ascii="Times New Roman" w:hAnsi="Times New Roman" w:eastAsia="Times New Roman" w:cs="Times New Roman"/>
-        </w:rPr>
-        <w:t>（</w:t>
-      </w:r>
-      <w:r>
-        <w:rPr>
-          <w:rFonts w:hint="eastAsia" w:ascii="Times New Roman" w:hAnsi="Times New Roman" w:eastAsia="FangSong" w:cs="Times New Roman"/>
-        </w:rPr>
-        <w:t>教师版</w:t>
-      </w:r>
-      <w:r>
-        <w:rPr>
-          <w:rFonts w:hint="eastAsia" w:ascii="Times New Roman" w:hAnsi="Times New Roman" w:eastAsia="Times New Roman" w:cs="Times New Roman"/>
-        </w:rPr>
-        <w:t>）</w:t>
-      </w:r>
     </w:p>
     <w:p>
       <w:pPr>
@@ -59733,66 +58353,6 @@
           <w:rFonts w:hint="eastAsia" w:ascii="Times New Roman" w:hAnsi="Times New Roman" w:eastAsia="FangSong" w:cs="Times New Roman"/>
         </w:rPr>
         <w:t>第二分册</w:t>
-      </w:r>
-      <w:r>
-        <w:rPr>
-          <w:rFonts w:ascii="Times New Roman" w:hAnsi="Times New Roman" w:eastAsia="Times New Roman" w:cs="Times New Roman"/>
-        </w:rPr>
-        <w:t xml:space="preserve"> </w:t>
-      </w:r>
-      <w:r>
-        <w:rPr>
-          <w:rFonts w:hint="eastAsia" w:ascii="Times New Roman" w:hAnsi="Times New Roman" w:eastAsia="FangSong" w:cs="Times New Roman"/>
-        </w:rPr>
-        <w:t>曾用于</w:t>
-      </w:r>
-      <w:r>
-        <w:rPr>
-          <w:rFonts w:hint="eastAsia" w:ascii="Times New Roman" w:hAnsi="Times New Roman" w:eastAsia="Times New Roman" w:cs="Times New Roman"/>
-        </w:rPr>
-        <w:t>：</w:t>
-      </w:r>
-      <w:r>
-        <w:rPr>
-          <w:rFonts w:hint="eastAsia" w:ascii="Times New Roman" w:hAnsi="Times New Roman" w:eastAsia="FangSong" w:cs="Times New Roman"/>
-        </w:rPr>
-        <w:t>二分册专项卷</w:t>
-      </w:r>
-      <w:r>
-        <w:rPr>
-          <w:rFonts w:hint="eastAsia" w:ascii="Times New Roman" w:hAnsi="Times New Roman" w:eastAsia="Times New Roman" w:cs="Times New Roman"/>
-        </w:rPr>
-        <w:t>VII,</w:t>
-      </w:r>
-      <w:r>
-        <w:rPr>
-          <w:rFonts w:ascii="Times New Roman" w:hAnsi="Times New Roman" w:eastAsia="Times New Roman" w:cs="Times New Roman"/>
-        </w:rPr>
-        <w:t xml:space="preserve"> </w:t>
-      </w:r>
-      <w:r>
-        <w:rPr>
-          <w:rFonts w:hint="eastAsia" w:ascii="Times New Roman" w:hAnsi="Times New Roman" w:eastAsia="FangSong" w:cs="Times New Roman"/>
-        </w:rPr>
-        <w:t>第一轮综合卷</w:t>
-      </w:r>
-      <w:r>
-        <w:rPr>
-          <w:rFonts w:hint="eastAsia" w:ascii="Times New Roman" w:hAnsi="Times New Roman" w:eastAsia="Times New Roman" w:cs="Times New Roman"/>
-        </w:rPr>
-        <w:t>07（</w:t>
-      </w:r>
-      <w:r>
-        <w:rPr>
-          <w:rFonts w:hint="eastAsia" w:ascii="Times New Roman" w:hAnsi="Times New Roman" w:eastAsia="FangSong" w:cs="Times New Roman"/>
-        </w:rPr>
-        <w:t>教师版</w:t>
-      </w:r>
-      <w:r>
-        <w:rPr>
-          <w:rFonts w:hint="eastAsia" w:ascii="Times New Roman" w:hAnsi="Times New Roman" w:eastAsia="Times New Roman" w:cs="Times New Roman"/>
-        </w:rPr>
-        <w:t>）</w:t>
       </w:r>
     </w:p>
     <w:p>
